--- a/part-a/a2-report-review/A2排查报告审阅_整理笔记.docx
+++ b/part-a/a2-report-review/A2排查报告审阅_整理笔记.docx
@@ -7,10 +7,6 @@
         <w:pStyle w:val="Title"/>
       </w:pPr>
       <w:r>
-        <w:rPr>
-          <w:rFonts w:ascii="Arial Unicode MS" w:hAnsi="Arial Unicode MS" w:eastAsia="Arial Unicode MS" w:cs="Arial Unicode MS"/>
-          <w:color w:val="000000"/>
-        </w:rPr>
         <w:t>A2 排查报告审阅笔记</w:t>
       </w:r>
     </w:p>
@@ -19,20 +15,12 @@
         <w:pStyle w:val="Heading1"/>
       </w:pPr>
       <w:r>
-        <w:rPr>
-          <w:rFonts w:ascii="Arial Unicode MS" w:hAnsi="Arial Unicode MS" w:eastAsia="Arial Unicode MS" w:cs="Arial Unicode MS"/>
-          <w:color w:val="000000"/>
-        </w:rPr>
         <w:t>先核对实际发布链路</w:t>
       </w:r>
     </w:p>
     <w:p>
       <w:r>
-        <w:rPr>
-          <w:rFonts w:ascii="Arial Unicode MS" w:hAnsi="Arial Unicode MS" w:eastAsia="Arial Unicode MS" w:cs="Arial Unicode MS"/>
-          <w:color w:val="000000"/>
-        </w:rPr>
-        <w:t>在信任、采用、执行之前，我要先根据发布的实际链路来逐个节点对照 AI 的审查判断。第一步是直接请求生产接口，看响应里有没有第 46 条：没有，就是发布、部署或 CDN 的问题；有，才轮到客户端。</w:t>
+        <w:t>在信任、采用、执行之前，我要先根据发布的实际链路来逐个节点对照 AI 的审查判断。第一步是直接请求生产接口，看响应里有没有第 46 条：没有，先查发布、部署、响应版本或 CDN 等环节；有，才轮到客户端。</w:t>
       </w:r>
     </w:p>
     <w:p>
@@ -40,29 +28,17 @@
         <w:pStyle w:val="Heading1"/>
       </w:pPr>
       <w:r>
-        <w:rPr>
-          <w:rFonts w:ascii="Arial Unicode MS" w:hAnsi="Arial Unicode MS" w:eastAsia="Arial Unicode MS" w:cs="Arial Unicode MS"/>
-          <w:color w:val="000000"/>
-        </w:rPr>
         <w:t>现有证据不能直接证明丢弃</w:t>
       </w:r>
     </w:p>
     <w:p>
       <w:r>
-        <w:rPr>
-          <w:rFonts w:ascii="Arial Unicode MS" w:hAnsi="Arial Unicode MS" w:eastAsia="Arial Unicode MS" w:cs="Arial Unicode MS"/>
-          <w:color w:val="000000"/>
-        </w:rPr>
         <w:t>AI 的证据是服务端存在 46、客户端只有 45、updatedAt 完全相等，但这并不能直接推理出远端被丢弃：报告说的“丢弃”是整份快照未被采用，而不是单条被过滤；也有可能是在中间过程中被解析校验、成员准入、可见性过滤显式拦截，或者在字段覆盖时被覆盖，于是就错误定位了。</w:t>
       </w:r>
     </w:p>
     <w:p>
       <w:r>
-        <w:rPr>
-          <w:rFonts w:ascii="Arial Unicode MS" w:hAnsi="Arial Unicode MS" w:eastAsia="Arial Unicode MS" w:cs="Arial Unicode MS"/>
-          <w:color w:val="000000"/>
-        </w:rPr>
-        <w:t>而且客户端并不是静默丢弃，代码里有冲突告警，测试也断言了，缺的只是把它接到运营能看见的指标上。</w:t>
+        <w:t>而且客户端并不是静默丢弃，代码里有冲突告警，测试也断言了，仍需核对告警是否实际输出、是否被运营看见。</w:t>
       </w:r>
     </w:p>
     <w:p>
@@ -70,19 +46,11 @@
         <w:pStyle w:val="Heading1"/>
       </w:pPr>
       <w:r>
-        <w:rPr>
-          <w:rFonts w:ascii="Arial Unicode MS" w:hAnsi="Arial Unicode MS" w:eastAsia="Arial Unicode MS" w:cs="Arial Unicode MS"/>
-          <w:color w:val="000000"/>
-        </w:rPr>
         <w:t>版本标识与发布契约</w:t>
       </w:r>
     </w:p>
     <w:p>
       <w:r>
-        <w:rPr>
-          <w:rFonts w:ascii="Arial Unicode MS" w:hAnsi="Arial Unicode MS" w:eastAsia="Arial Unicode MS" w:cs="Arial Unicode MS"/>
-          <w:color w:val="000000"/>
-        </w:rPr>
         <w:t>另外，updatedAt 是版本标识，同版本不同内容是非法重发，发布侧必须 forward-fix；所以客户端拒绝可能是在执行契约，而不是缺陷。</w:t>
       </w:r>
     </w:p>
@@ -91,43 +59,32 @@
         <w:pStyle w:val="Heading1"/>
       </w:pPr>
       <w:r>
-        <w:rPr>
-          <w:rFonts w:ascii="Arial Unicode MS" w:hAnsi="Arial Unicode MS" w:eastAsia="Arial Unicode MS" w:cs="Arial Unicode MS"/>
-          <w:color w:val="000000"/>
-        </w:rPr>
         <w:t>改法的风险与真正的修法</w:t>
       </w:r>
     </w:p>
     <w:p>
       <w:r>
-        <w:rPr>
-          <w:rFonts w:ascii="Arial Unicode MS" w:hAnsi="Arial Unicode MS" w:eastAsia="Arial Unicode MS" w:cs="Arial Unicode MS"/>
-          <w:color w:val="000000"/>
-        </w:rPr>
         <w:t>按照 AI 的改法，解析失败、可见性过滤、覆盖链这些位置发生的拦截仍然不会得到解决，用户的问题依然存在。如果真是因为这个 update 比较，那么（在没有下游过滤的前提下）可以完成 UI 更新，但会有一些别的附带问题。</w:t>
       </w:r>
     </w:p>
     <w:p>
       <w:r>
-        <w:rPr>
-          <w:rFonts w:ascii="Arial Unicode MS" w:hAnsi="Arial Unicode MS" w:eastAsia="Arial Unicode MS" w:cs="Arial Unicode MS"/>
-          <w:color w:val="000000"/>
-        </w:rPr>
-        <w:t>具体是：这个比较同时用于启动期的 LKG 选择和在线刷新，还承载回滚保护、冲突检测和 V5/V6 升级路径；删掉它会放开旧副本和已退休模型，逐字段深比较还会让 defaultEnabled、retired 这类可见性字段被旧值覆盖，而且我认为这不符合设计安全逻辑。</w:t>
+        <w:t>具体是：这个比较同时用于启动期的 LKG 选择和在线刷新，还承载回滚保护、冲突检测和 V5/V6 升级路径；移除这些保护可能让旧快照重新生效。深比较本身不覆盖字段；若进一步把新旧快照逐字段合并，才可能恢复旧的退休状态等字段。我认为不能用比较内容代替版本和冲突处理。</w:t>
       </w:r>
     </w:p>
     <w:p>
       <w:r>
-        <w:rPr>
-          <w:rFonts w:ascii="Arial Unicode MS" w:hAnsi="Arial Unicode MS" w:eastAsia="Arial Unicode MS" w:cs="Arial Unicode MS"/>
-          <w:color w:val="000000"/>
-        </w:rPr>
-        <w:t>真正的修法是发布侧提高 revision、加 CI 断言、把已有告警接到指标。</w:t>
+        <w:t>如果确认是同版本异内容重发，发布侧应提高 revision、加 CI 断言、把已有告警接到指标。影响范围还需按缓存和客户端版本分组验证，不能泛称所有用户。</w:t>
+      </w:r>
+    </w:p>
+    <w:p>
+      <w:r>
+        <w:t>本轮整理纠正了深比较与字段合并的区别；raw 原始文件保留原样。</w:t>
       </w:r>
     </w:p>
     <w:sectPr>
       <w:pgSz w:w="11906" w:h="16838"/>
-      <w:pgMar w:top="907" w:right="964" w:bottom="907" w:left="964" w:header="720" w:footer="720" w:gutter="0"/>
+      <w:pgMar w:top="935" w:right="1077" w:bottom="935" w:left="1077" w:header="720" w:footer="720" w:gutter="0"/>
       <w:cols w:space="720"/>
       <w:docGrid w:linePitch="360"/>
     </w:sectPr>
@@ -499,10 +456,11 @@
     <w:qFormat/>
     <w:rsid w:val="00FC693F"/>
     <w:pPr>
-      <w:spacing w:before="0" w:after="100" w:line="269" w:lineRule="auto"/>
+      <w:widowControl/>
+      <w:spacing w:after="100" w:line="252" w:lineRule="auto"/>
     </w:pPr>
     <w:rPr>
-      <w:rFonts w:ascii="Arial Unicode MS" w:hAnsi="Arial Unicode MS" w:eastAsia="Arial Unicode MS" w:cs="Arial Unicode MS"/>
+      <w:rFonts w:ascii="Heiti SC" w:hAnsi="Heiti SC" w:eastAsia="Heiti SC"/>
       <w:color w:val="000000"/>
       <w:sz w:val="21"/>
     </w:rPr>
@@ -562,15 +520,15 @@
     <w:pPr>
       <w:keepNext/>
       <w:keepLines/>
-      <w:spacing w:before="140" w:after="100" w:line="269" w:lineRule="auto"/>
+      <w:spacing w:before="160" w:after="100" w:line="269" w:lineRule="auto"/>
       <w:outlineLvl w:val="0"/>
     </w:pPr>
     <w:rPr>
-      <w:rFonts w:ascii="Arial Unicode MS" w:hAnsi="Arial Unicode MS" w:eastAsia="Arial Unicode MS" w:cs="Arial Unicode MS"/>
+      <w:rFonts w:asciiTheme="majorHAnsi" w:eastAsiaTheme="majorEastAsia" w:hAnsiTheme="majorHAnsi" w:cstheme="majorBidi" w:ascii="Heiti SC" w:hAnsi="Heiti SC" w:eastAsia="Heiti SC"/>
       <w:b/>
       <w:bCs/>
       <w:color w:val="000000"/>
-      <w:sz w:val="26"/>
+      <w:sz w:val="30"/>
       <w:szCs w:val="28"/>
     </w:rPr>
   </w:style>
@@ -586,15 +544,15 @@
     <w:pPr>
       <w:keepNext/>
       <w:keepLines/>
-      <w:spacing w:before="0" w:after="100" w:line="269" w:lineRule="auto"/>
+      <w:spacing w:before="160" w:after="100" w:line="269" w:lineRule="auto"/>
       <w:outlineLvl w:val="1"/>
     </w:pPr>
     <w:rPr>
-      <w:rFonts w:ascii="Arial Unicode MS" w:hAnsi="Arial Unicode MS" w:eastAsia="Arial Unicode MS" w:cs="Arial Unicode MS"/>
+      <w:rFonts w:asciiTheme="majorHAnsi" w:eastAsiaTheme="majorEastAsia" w:hAnsiTheme="majorHAnsi" w:cstheme="majorBidi" w:ascii="Heiti SC" w:hAnsi="Heiti SC" w:eastAsia="Heiti SC"/>
       <w:b/>
       <w:bCs/>
       <w:color w:val="000000"/>
-      <w:sz w:val="23"/>
+      <w:sz w:val="24"/>
       <w:szCs w:val="26"/>
     </w:rPr>
   </w:style>
@@ -848,11 +806,11 @@
     <w:qFormat/>
     <w:rsid w:val="00FC693F"/>
     <w:pPr>
-      <w:spacing w:after="140" w:line="269" w:lineRule="auto" w:before="0"/>
+      <w:spacing w:after="100" w:line="269" w:lineRule="auto"/>
       <w:contextualSpacing/>
     </w:pPr>
     <w:rPr>
-      <w:rFonts w:ascii="Arial Unicode MS" w:hAnsi="Arial Unicode MS" w:eastAsia="Arial Unicode MS" w:cs="Arial Unicode MS"/>
+      <w:rFonts w:asciiTheme="majorHAnsi" w:eastAsiaTheme="majorEastAsia" w:hAnsiTheme="majorHAnsi" w:cstheme="majorBidi" w:ascii="Heiti SC" w:hAnsi="Heiti SC" w:eastAsia="Heiti SC"/>
       <w:color w:val="000000"/>
       <w:spacing w:val="5"/>
       <w:kern w:val="28"/>
